--- a/CNTT4-TRANTHANHDAT-09.docx
+++ b/CNTT4-TRANTHANHDAT-09.docx
@@ -312,7 +312,10 @@
       </w:r>
     </w:p>
     <w:p/>
-    <w:p/>
+    <w:p>
+      <w:bookmarkStart w:id="0" w:name="_GoBack"/>
+      <w:bookmarkEnd w:id="0"/>
+    </w:p>
     <w:p>
       <w:pPr>
         <w:rPr>
@@ -448,7 +451,9 @@
         </w:tblBorders>
         <w:tblLayout w:type="autofit"/>
         <w:tblCellMar>
+          <w:top w:w="0" w:type="dxa"/>
           <w:left w:w="108" w:type="dxa"/>
+          <w:bottom w:w="0" w:type="dxa"/>
           <w:right w:w="108" w:type="dxa"/>
         </w:tblCellMar>
       </w:tblPr>
@@ -469,7 +474,9 @@
             <w:insideV w:val="single" w:color="auto" w:sz="4" w:space="0"/>
           </w:tblBorders>
           <w:tblCellMar>
+            <w:top w:w="0" w:type="dxa"/>
             <w:left w:w="108" w:type="dxa"/>
+            <w:bottom w:w="0" w:type="dxa"/>
             <w:right w:w="108" w:type="dxa"/>
           </w:tblCellMar>
         </w:tblPrEx>
@@ -479,6 +486,8 @@
           </w:tcPr>
           <w:p>
             <w:pPr>
+              <w:widowControl w:val="0"/>
+              <w:jc w:val="both"/>
               <w:rPr>
                 <w:rFonts w:hint="default"/>
                 <w:vertAlign w:val="baseline"/>
@@ -501,6 +510,8 @@
           </w:tcPr>
           <w:p>
             <w:pPr>
+              <w:widowControl w:val="0"/>
+              <w:jc w:val="both"/>
               <w:rPr>
                 <w:rFonts w:hint="default"/>
                 <w:vertAlign w:val="baseline"/>
@@ -523,6 +534,8 @@
           </w:tcPr>
           <w:p>
             <w:pPr>
+              <w:widowControl w:val="0"/>
+              <w:jc w:val="both"/>
               <w:rPr>
                 <w:rFonts w:hint="default"/>
                 <w:vertAlign w:val="baseline"/>
@@ -545,6 +558,8 @@
           </w:tcPr>
           <w:p>
             <w:pPr>
+              <w:widowControl w:val="0"/>
+              <w:jc w:val="both"/>
               <w:rPr>
                 <w:rFonts w:hint="default"/>
                 <w:vertAlign w:val="baseline"/>
@@ -573,7 +588,9 @@
             <w:insideV w:val="single" w:color="auto" w:sz="4" w:space="0"/>
           </w:tblBorders>
           <w:tblCellMar>
+            <w:top w:w="0" w:type="dxa"/>
             <w:left w:w="108" w:type="dxa"/>
+            <w:bottom w:w="0" w:type="dxa"/>
             <w:right w:w="108" w:type="dxa"/>
           </w:tblCellMar>
         </w:tblPrEx>
@@ -583,6 +600,8 @@
           </w:tcPr>
           <w:p>
             <w:pPr>
+              <w:widowControl w:val="0"/>
+              <w:jc w:val="both"/>
               <w:rPr>
                 <w:rFonts w:hint="default"/>
                 <w:vertAlign w:val="baseline"/>
@@ -605,6 +624,8 @@
           </w:tcPr>
           <w:p>
             <w:pPr>
+              <w:widowControl w:val="0"/>
+              <w:jc w:val="both"/>
               <w:rPr>
                 <w:rFonts w:hint="default"/>
                 <w:vertAlign w:val="baseline"/>
@@ -627,6 +648,8 @@
           </w:tcPr>
           <w:p>
             <w:pPr>
+              <w:widowControl w:val="0"/>
+              <w:jc w:val="both"/>
               <w:rPr>
                 <w:rFonts w:hint="default"/>
                 <w:vertAlign w:val="baseline"/>
@@ -641,6 +664,8 @@
           </w:tcPr>
           <w:p>
             <w:pPr>
+              <w:widowControl w:val="0"/>
+              <w:jc w:val="both"/>
               <w:rPr>
                 <w:rFonts w:hint="default"/>
                 <w:vertAlign w:val="baseline"/>
@@ -669,7 +694,9 @@
             <w:insideV w:val="single" w:color="auto" w:sz="4" w:space="0"/>
           </w:tblBorders>
           <w:tblCellMar>
+            <w:top w:w="0" w:type="dxa"/>
             <w:left w:w="108" w:type="dxa"/>
+            <w:bottom w:w="0" w:type="dxa"/>
             <w:right w:w="108" w:type="dxa"/>
           </w:tblCellMar>
         </w:tblPrEx>
@@ -679,6 +706,8 @@
           </w:tcPr>
           <w:p>
             <w:pPr>
+              <w:widowControl w:val="0"/>
+              <w:jc w:val="both"/>
               <w:rPr>
                 <w:rFonts w:hint="default"/>
                 <w:vertAlign w:val="baseline"/>
@@ -701,6 +730,8 @@
           </w:tcPr>
           <w:p>
             <w:pPr>
+              <w:widowControl w:val="0"/>
+              <w:jc w:val="both"/>
               <w:rPr>
                 <w:rFonts w:hint="default"/>
                 <w:vertAlign w:val="baseline"/>
@@ -723,6 +754,8 @@
           </w:tcPr>
           <w:p>
             <w:pPr>
+              <w:widowControl w:val="0"/>
+              <w:jc w:val="both"/>
               <w:rPr>
                 <w:rFonts w:hint="default"/>
                 <w:vertAlign w:val="baseline"/>
@@ -745,6 +778,8 @@
           </w:tcPr>
           <w:p>
             <w:pPr>
+              <w:widowControl w:val="0"/>
+              <w:jc w:val="both"/>
               <w:rPr>
                 <w:rFonts w:hint="default"/>
                 <w:vertAlign w:val="baseline"/>
@@ -773,7 +808,9 @@
             <w:insideV w:val="single" w:color="auto" w:sz="4" w:space="0"/>
           </w:tblBorders>
           <w:tblCellMar>
+            <w:top w:w="0" w:type="dxa"/>
             <w:left w:w="108" w:type="dxa"/>
+            <w:bottom w:w="0" w:type="dxa"/>
             <w:right w:w="108" w:type="dxa"/>
           </w:tblCellMar>
         </w:tblPrEx>
@@ -783,6 +820,8 @@
           </w:tcPr>
           <w:p>
             <w:pPr>
+              <w:widowControl w:val="0"/>
+              <w:jc w:val="both"/>
               <w:rPr>
                 <w:rFonts w:hint="default"/>
                 <w:vertAlign w:val="baseline"/>
@@ -805,6 +844,8 @@
           </w:tcPr>
           <w:p>
             <w:pPr>
+              <w:widowControl w:val="0"/>
+              <w:jc w:val="both"/>
               <w:rPr>
                 <w:rFonts w:hint="default"/>
                 <w:vertAlign w:val="baseline"/>
@@ -827,6 +868,8 @@
           </w:tcPr>
           <w:p>
             <w:pPr>
+              <w:widowControl w:val="0"/>
+              <w:jc w:val="both"/>
               <w:rPr>
                 <w:rFonts w:hint="default"/>
                 <w:vertAlign w:val="baseline"/>
@@ -849,6 +892,8 @@
           </w:tcPr>
           <w:p>
             <w:pPr>
+              <w:widowControl w:val="0"/>
+              <w:jc w:val="both"/>
               <w:rPr>
                 <w:rFonts w:hint="default"/>
                 <w:vertAlign w:val="baseline"/>
@@ -877,7 +922,9 @@
             <w:insideV w:val="single" w:color="auto" w:sz="4" w:space="0"/>
           </w:tblBorders>
           <w:tblCellMar>
+            <w:top w:w="0" w:type="dxa"/>
             <w:left w:w="108" w:type="dxa"/>
+            <w:bottom w:w="0" w:type="dxa"/>
             <w:right w:w="108" w:type="dxa"/>
           </w:tblCellMar>
         </w:tblPrEx>
@@ -887,6 +934,8 @@
           </w:tcPr>
           <w:p>
             <w:pPr>
+              <w:widowControl w:val="0"/>
+              <w:jc w:val="both"/>
               <w:rPr>
                 <w:rFonts w:hint="default"/>
                 <w:vertAlign w:val="baseline"/>
@@ -909,6 +958,8 @@
           </w:tcPr>
           <w:p>
             <w:pPr>
+              <w:widowControl w:val="0"/>
+              <w:jc w:val="both"/>
               <w:rPr>
                 <w:rFonts w:hint="default"/>
                 <w:vertAlign w:val="baseline"/>
@@ -923,6 +974,8 @@
           </w:tcPr>
           <w:p>
             <w:pPr>
+              <w:widowControl w:val="0"/>
+              <w:jc w:val="both"/>
               <w:rPr>
                 <w:rFonts w:hint="default"/>
                 <w:vertAlign w:val="baseline"/>
@@ -937,6 +990,8 @@
           </w:tcPr>
           <w:p>
             <w:pPr>
+              <w:widowControl w:val="0"/>
+              <w:jc w:val="both"/>
               <w:rPr>
                 <w:rFonts w:hint="default"/>
                 <w:vertAlign w:val="baseline"/>
@@ -955,58 +1010,22 @@
         </w:rPr>
       </w:pPr>
     </w:p>
-    <w:p>
-      <w:pPr>
-        <w:rPr>
-          <w:rFonts w:hint="default"/>
-          <w:lang w:val="en-US"/>
-        </w:rPr>
-      </w:pPr>
-      <w:r>
-        <w:drawing>
-          <wp:inline distT="0" distB="0" distL="114300" distR="114300">
-            <wp:extent cx="4191000" cy="8210550"/>
-            <wp:effectExtent l="0" t="0" r="0" b="3810"/>
-            <wp:docPr id="6" name="Picture 6"/>
-            <wp:cNvGraphicFramePr>
-              <a:graphicFrameLocks xmlns:a="http://schemas.openxmlformats.org/drawingml/2006/main" noChangeAspect="1"/>
-            </wp:cNvGraphicFramePr>
-            <a:graphic xmlns:a="http://schemas.openxmlformats.org/drawingml/2006/main">
-              <a:graphicData uri="http://schemas.openxmlformats.org/drawingml/2006/picture">
-                <pic:pic xmlns:pic="http://schemas.openxmlformats.org/drawingml/2006/picture">
-                  <pic:nvPicPr>
-                    <pic:cNvPr id="6" name="Picture 6"/>
-                    <pic:cNvPicPr>
-                      <a:picLocks noChangeAspect="1"/>
-                    </pic:cNvPicPr>
-                  </pic:nvPicPr>
-                  <pic:blipFill>
-                    <a:blip r:embed="rId6"/>
-                    <a:stretch>
-                      <a:fillRect/>
-                    </a:stretch>
-                  </pic:blipFill>
-                  <pic:spPr>
-                    <a:xfrm>
-                      <a:off x="0" y="0"/>
-                      <a:ext cx="4191000" cy="8210550"/>
-                    </a:xfrm>
-                    <a:prstGeom prst="rect">
-                      <a:avLst/>
-                    </a:prstGeom>
-                    <a:noFill/>
-                    <a:ln>
-                      <a:noFill/>
-                    </a:ln>
-                  </pic:spPr>
-                </pic:pic>
-              </a:graphicData>
-            </a:graphic>
-          </wp:inline>
-        </w:drawing>
-      </w:r>
-      <w:bookmarkStart w:id="0" w:name="_GoBack"/>
-      <w:bookmarkEnd w:id="0"/>
+    <w:p/>
+    <w:p/>
+    <w:p>
+      <w:pPr>
+        <w:rPr>
+          <w:rFonts w:hint="default"/>
+          <w:lang w:val="en-US"/>
+        </w:rPr>
+      </w:pPr>
+      <w:r>
+        <w:rPr>
+          <w:rFonts w:hint="default"/>
+          <w:lang w:val="en-US"/>
+        </w:rPr>
+        <w:t>https://www.figma.com/design/5uxRgqQqtSW6u8pRnWZirJ/CNTT4-TRANTHANHDAT-09?node-id=0-1&amp;m=dev&amp;t=vWl4lz3n3PLAYqnZ-1</w:t>
+      </w:r>
     </w:p>
     <w:sectPr>
       <w:pgSz w:w="11906" w:h="16838"/>
@@ -1132,7 +1151,7 @@
     <w:lsdException w:unhideWhenUsed="0" w:uiPriority="0" w:semiHidden="0" w:name="HTML Sample"/>
     <w:lsdException w:unhideWhenUsed="0" w:uiPriority="0" w:semiHidden="0" w:name="HTML Typewriter"/>
     <w:lsdException w:unhideWhenUsed="0" w:uiPriority="0" w:semiHidden="0" w:name="HTML Variable"/>
-    <w:lsdException w:unhideWhenUsed="0" w:uiPriority="0" w:name="Normal Table"/>
+    <w:lsdException w:qFormat="1" w:unhideWhenUsed="0" w:uiPriority="0" w:name="Normal Table"/>
     <w:lsdException w:unhideWhenUsed="0" w:uiPriority="0" w:semiHidden="0" w:name="annotation subject"/>
     <w:lsdException w:unhideWhenUsed="0" w:uiPriority="0" w:semiHidden="0" w:name="Table Simple 1"/>
     <w:lsdException w:unhideWhenUsed="0" w:uiPriority="0" w:semiHidden="0" w:name="Table Simple 2"/>
@@ -1177,7 +1196,7 @@
     <w:lsdException w:unhideWhenUsed="0" w:uiPriority="0" w:semiHidden="0" w:name="Table Web 2"/>
     <w:lsdException w:unhideWhenUsed="0" w:uiPriority="0" w:semiHidden="0" w:name="Table Web 3"/>
     <w:lsdException w:unhideWhenUsed="0" w:uiPriority="0" w:semiHidden="0" w:name="Balloon Text"/>
-    <w:lsdException w:unhideWhenUsed="0" w:uiPriority="0" w:semiHidden="0" w:name="Table Grid"/>
+    <w:lsdException w:qFormat="1" w:unhideWhenUsed="0" w:uiPriority="0" w:semiHidden="0" w:name="Table Grid"/>
     <w:lsdException w:unhideWhenUsed="0" w:uiPriority="0" w:semiHidden="0" w:name="Table Theme"/>
     <w:lsdException w:unhideWhenUsed="0" w:uiPriority="60" w:semiHidden="0" w:name="Light Shading"/>
     <w:lsdException w:unhideWhenUsed="0" w:uiPriority="61" w:semiHidden="0" w:name="Light List"/>
@@ -1296,6 +1315,7 @@
   <w:style w:type="table" w:default="1" w:styleId="3">
     <w:name w:val="Normal Table"/>
     <w:semiHidden/>
+    <w:qFormat/>
     <w:uiPriority w:val="0"/>
     <w:tblPr>
       <w:tblCellMar>
@@ -1309,6 +1329,7 @@
   <w:style w:type="table" w:styleId="4">
     <w:name w:val="Table Grid"/>
     <w:basedOn w:val="3"/>
+    <w:qFormat/>
     <w:uiPriority w:val="0"/>
     <w:pPr>
       <w:widowControl w:val="0"/>
